--- a/docs/presentation/Project_Review.docx
+++ b/docs/presentation/Project_Review.docx
@@ -1356,15 +1356,30 @@
         <w:t>NVIDIA Fleet</w:t>
       </w:r>
       <w:r>
+        <w:rPr>
+          <w:lang w:val="en-US"/>
+        </w:rPr>
         <w:t xml:space="preserve"> </w:t>
       </w:r>
-      <w:bookmarkStart w:id="0" w:name="_GoBack"/>
-      <w:bookmarkEnd w:id="0"/>
-      <w:r>
-        <w:rPr>
-          <w:lang w:val="en-US"/>
-        </w:rPr>
-        <w:t>Command / EGX: (Implied infrastructure) The standard NVIDIA stack for securely deploying, managing, and updating AI applications across thousands of distributed edge nodes.</w:t>
+      <w:r>
+        <w:rPr>
+          <w:lang w:val="en-US"/>
+        </w:rPr>
+        <w:t xml:space="preserve">Command / EGX: (Implied infrastructure) </w:t>
+      </w:r>
+      <w:proofErr w:type="gramStart"/>
+      <w:r>
+        <w:rPr>
+          <w:lang w:val="en-US"/>
+        </w:rPr>
+        <w:t>The</w:t>
+      </w:r>
+      <w:proofErr w:type="gramEnd"/>
+      <w:r>
+        <w:rPr>
+          <w:lang w:val="en-US"/>
+        </w:rPr>
+        <w:t xml:space="preserve"> standard NVIDIA stack for securely deploying, managing, and updating AI applications across thousands of distributed edge nodes.</w:t>
       </w:r>
     </w:p>
     <w:p>
@@ -2388,8 +2403,8 @@
                 <w:b/>
                 <w:bCs/>
                 <w:color w:val="222222"/>
-                <w:sz w:val="16"/>
-                <w:szCs w:val="16"/>
+                <w:sz w:val="14"/>
+                <w:szCs w:val="14"/>
                 <w:lang w:eastAsia="ru-RU"/>
               </w:rPr>
             </w:pPr>
@@ -2400,8 +2415,8 @@
                 <w:b/>
                 <w:bCs/>
                 <w:color w:val="222222"/>
-                <w:sz w:val="16"/>
-                <w:szCs w:val="16"/>
+                <w:sz w:val="14"/>
+                <w:szCs w:val="14"/>
                 <w:bdr w:val="single" w:sz="2" w:space="0" w:color="E3E3E3" w:frame="1"/>
                 <w:lang w:eastAsia="ru-RU"/>
               </w:rPr>
@@ -2426,8 +2441,8 @@
                 <w:b/>
                 <w:bCs/>
                 <w:color w:val="222222"/>
-                <w:sz w:val="16"/>
-                <w:szCs w:val="16"/>
+                <w:sz w:val="14"/>
+                <w:szCs w:val="14"/>
                 <w:lang w:val="en-US" w:eastAsia="ru-RU"/>
               </w:rPr>
             </w:pPr>
@@ -2437,8 +2452,8 @@
                 <w:b/>
                 <w:bCs/>
                 <w:color w:val="222222"/>
-                <w:sz w:val="16"/>
-                <w:szCs w:val="16"/>
+                <w:sz w:val="14"/>
+                <w:szCs w:val="14"/>
                 <w:bdr w:val="single" w:sz="2" w:space="0" w:color="E3E3E3" w:frame="1"/>
                 <w:lang w:val="en-US" w:eastAsia="ru-RU"/>
               </w:rPr>
@@ -2462,8 +2477,8 @@
                 <w:b/>
                 <w:bCs/>
                 <w:color w:val="222222"/>
-                <w:sz w:val="16"/>
-                <w:szCs w:val="16"/>
+                <w:sz w:val="14"/>
+                <w:szCs w:val="14"/>
                 <w:lang w:val="en-US" w:eastAsia="ru-RU"/>
               </w:rPr>
             </w:pPr>
@@ -2473,12 +2488,12 @@
                 <w:b/>
                 <w:bCs/>
                 <w:color w:val="222222"/>
-                <w:sz w:val="16"/>
-                <w:szCs w:val="16"/>
+                <w:sz w:val="14"/>
+                <w:szCs w:val="14"/>
                 <w:bdr w:val="single" w:sz="2" w:space="0" w:color="E3E3E3" w:frame="1"/>
                 <w:lang w:val="en-US" w:eastAsia="ru-RU"/>
               </w:rPr>
-              <w:t>Pipeline</w:t>
+              <w:t>Pipeline Leak Risk Management</w:t>
             </w:r>
             <w:r>
               <w:rPr>
@@ -2486,86 +2501,8 @@
                 <w:b/>
                 <w:bCs/>
                 <w:color w:val="222222"/>
-                <w:sz w:val="16"/>
-                <w:szCs w:val="16"/>
-                <w:bdr w:val="single" w:sz="2" w:space="0" w:color="E3E3E3" w:frame="1"/>
-                <w:lang w:val="en-US" w:eastAsia="ru-RU"/>
-              </w:rPr>
-              <w:t xml:space="preserve"> </w:t>
-            </w:r>
-            <w:r>
-              <w:rPr>
-                <w:rFonts w:eastAsia="Times New Roman" w:cstheme="minorHAnsi"/>
-                <w:b/>
-                <w:bCs/>
-                <w:color w:val="222222"/>
-                <w:sz w:val="16"/>
-                <w:szCs w:val="16"/>
-                <w:bdr w:val="single" w:sz="2" w:space="0" w:color="E3E3E3" w:frame="1"/>
-                <w:lang w:val="en-US" w:eastAsia="ru-RU"/>
-              </w:rPr>
-              <w:t>Leak</w:t>
-            </w:r>
-            <w:r>
-              <w:rPr>
-                <w:rFonts w:eastAsia="Times New Roman" w:cstheme="minorHAnsi"/>
-                <w:b/>
-                <w:bCs/>
-                <w:color w:val="222222"/>
-                <w:sz w:val="16"/>
-                <w:szCs w:val="16"/>
-                <w:bdr w:val="single" w:sz="2" w:space="0" w:color="E3E3E3" w:frame="1"/>
-                <w:lang w:val="en-US" w:eastAsia="ru-RU"/>
-              </w:rPr>
-              <w:t xml:space="preserve"> </w:t>
-            </w:r>
-            <w:r>
-              <w:rPr>
-                <w:rFonts w:eastAsia="Times New Roman" w:cstheme="minorHAnsi"/>
-                <w:b/>
-                <w:bCs/>
-                <w:color w:val="222222"/>
-                <w:sz w:val="16"/>
-                <w:szCs w:val="16"/>
-                <w:bdr w:val="single" w:sz="2" w:space="0" w:color="E3E3E3" w:frame="1"/>
-                <w:lang w:val="en-US" w:eastAsia="ru-RU"/>
-              </w:rPr>
-              <w:t>Risk</w:t>
-            </w:r>
-            <w:r>
-              <w:rPr>
-                <w:rFonts w:eastAsia="Times New Roman" w:cstheme="minorHAnsi"/>
-                <w:b/>
-                <w:bCs/>
-                <w:color w:val="222222"/>
-                <w:sz w:val="16"/>
-                <w:szCs w:val="16"/>
-                <w:bdr w:val="single" w:sz="2" w:space="0" w:color="E3E3E3" w:frame="1"/>
-                <w:lang w:val="en-US" w:eastAsia="ru-RU"/>
-              </w:rPr>
-              <w:t xml:space="preserve"> </w:t>
-            </w:r>
-            <w:r>
-              <w:rPr>
-                <w:rFonts w:eastAsia="Times New Roman" w:cstheme="minorHAnsi"/>
-                <w:b/>
-                <w:bCs/>
-                <w:color w:val="222222"/>
-                <w:sz w:val="16"/>
-                <w:szCs w:val="16"/>
-                <w:bdr w:val="single" w:sz="2" w:space="0" w:color="E3E3E3" w:frame="1"/>
-                <w:lang w:val="en-US" w:eastAsia="ru-RU"/>
-              </w:rPr>
-              <w:t>Management</w:t>
-            </w:r>
-            <w:r>
-              <w:rPr>
-                <w:rFonts w:eastAsia="Times New Roman" w:cstheme="minorHAnsi"/>
-                <w:b/>
-                <w:bCs/>
-                <w:color w:val="222222"/>
-                <w:sz w:val="16"/>
-                <w:szCs w:val="16"/>
+                <w:sz w:val="14"/>
+                <w:szCs w:val="14"/>
                 <w:bdr w:val="single" w:sz="2" w:space="0" w:color="E3E3E3" w:frame="1"/>
                 <w:lang w:val="en-US" w:eastAsia="ru-RU"/>
               </w:rPr>
@@ -2591,8 +2528,8 @@
               <w:rPr>
                 <w:rFonts w:eastAsia="Times New Roman" w:cstheme="minorHAnsi"/>
                 <w:color w:val="222222"/>
-                <w:sz w:val="16"/>
-                <w:szCs w:val="16"/>
+                <w:sz w:val="14"/>
+                <w:szCs w:val="14"/>
                 <w:lang w:eastAsia="ru-RU"/>
               </w:rPr>
             </w:pPr>
@@ -2602,8 +2539,8 @@
                 <w:rFonts w:eastAsia="Times New Roman" w:cstheme="minorHAnsi"/>
                 <w:bCs/>
                 <w:color w:val="222222"/>
-                <w:sz w:val="16"/>
-                <w:szCs w:val="16"/>
+                <w:sz w:val="14"/>
+                <w:szCs w:val="14"/>
                 <w:bdr w:val="single" w:sz="2" w:space="0" w:color="E3E3E3" w:frame="1"/>
                 <w:lang w:eastAsia="ru-RU"/>
               </w:rPr>
@@ -2615,8 +2552,8 @@
                 <w:rFonts w:eastAsia="Times New Roman" w:cstheme="minorHAnsi"/>
                 <w:bCs/>
                 <w:color w:val="222222"/>
-                <w:sz w:val="16"/>
-                <w:szCs w:val="16"/>
+                <w:sz w:val="14"/>
+                <w:szCs w:val="14"/>
                 <w:bdr w:val="single" w:sz="2" w:space="0" w:color="E3E3E3" w:frame="1"/>
                 <w:lang w:eastAsia="ru-RU"/>
               </w:rPr>
@@ -2628,8 +2565,8 @@
                 <w:rFonts w:eastAsia="Times New Roman" w:cstheme="minorHAnsi"/>
                 <w:bCs/>
                 <w:color w:val="222222"/>
-                <w:sz w:val="16"/>
-                <w:szCs w:val="16"/>
+                <w:sz w:val="14"/>
+                <w:szCs w:val="14"/>
                 <w:bdr w:val="single" w:sz="2" w:space="0" w:color="E3E3E3" w:frame="1"/>
                 <w:lang w:eastAsia="ru-RU"/>
               </w:rPr>
@@ -2651,8 +2588,8 @@
               <w:rPr>
                 <w:rFonts w:eastAsia="Times New Roman" w:cstheme="minorHAnsi"/>
                 <w:color w:val="222222"/>
-                <w:sz w:val="16"/>
-                <w:szCs w:val="16"/>
+                <w:sz w:val="14"/>
+                <w:szCs w:val="14"/>
                 <w:lang w:eastAsia="ru-RU"/>
               </w:rPr>
             </w:pPr>
@@ -2661,8 +2598,8 @@
                 <w:rFonts w:eastAsia="Times New Roman" w:cstheme="minorHAnsi"/>
                 <w:bCs/>
                 <w:color w:val="222222"/>
-                <w:sz w:val="16"/>
-                <w:szCs w:val="16"/>
+                <w:sz w:val="14"/>
+                <w:szCs w:val="14"/>
                 <w:bdr w:val="single" w:sz="2" w:space="0" w:color="E3E3E3" w:frame="1"/>
                 <w:lang w:val="en-US" w:eastAsia="ru-RU"/>
               </w:rPr>
@@ -2672,8 +2609,8 @@
               <w:rPr>
                 <w:rFonts w:eastAsia="Times New Roman" w:cstheme="minorHAnsi"/>
                 <w:color w:val="222222"/>
-                <w:sz w:val="16"/>
-                <w:szCs w:val="16"/>
+                <w:sz w:val="14"/>
+                <w:szCs w:val="14"/>
                 <w:bdr w:val="single" w:sz="2" w:space="0" w:color="E3E3E3" w:frame="1"/>
                 <w:lang w:val="en-US" w:eastAsia="ru-RU"/>
               </w:rPr>
@@ -2684,8 +2621,8 @@
               <w:rPr>
                 <w:rFonts w:eastAsia="Times New Roman" w:cstheme="minorHAnsi"/>
                 <w:color w:val="222222"/>
-                <w:sz w:val="16"/>
-                <w:szCs w:val="16"/>
+                <w:sz w:val="14"/>
+                <w:szCs w:val="14"/>
                 <w:bdr w:val="single" w:sz="2" w:space="0" w:color="E3E3E3" w:frame="1"/>
                 <w:lang w:eastAsia="ru-RU"/>
               </w:rPr>
@@ -2696,8 +2633,8 @@
               <w:rPr>
                 <w:rFonts w:eastAsia="Times New Roman" w:cstheme="minorHAnsi"/>
                 <w:color w:val="222222"/>
-                <w:sz w:val="16"/>
-                <w:szCs w:val="16"/>
+                <w:sz w:val="14"/>
+                <w:szCs w:val="14"/>
                 <w:bdr w:val="single" w:sz="2" w:space="0" w:color="E3E3E3" w:frame="1"/>
                 <w:lang w:eastAsia="ru-RU"/>
               </w:rPr>
@@ -2708,8 +2645,8 @@
               <w:rPr>
                 <w:rFonts w:eastAsia="Times New Roman" w:cstheme="minorHAnsi"/>
                 <w:color w:val="222222"/>
-                <w:sz w:val="16"/>
-                <w:szCs w:val="16"/>
+                <w:sz w:val="14"/>
+                <w:szCs w:val="14"/>
                 <w:bdr w:val="single" w:sz="2" w:space="0" w:color="E3E3E3" w:frame="1"/>
                 <w:lang w:eastAsia="ru-RU"/>
               </w:rPr>
@@ -2720,8 +2657,8 @@
               <w:rPr>
                 <w:rFonts w:eastAsia="Times New Roman" w:cstheme="minorHAnsi"/>
                 <w:color w:val="222222"/>
-                <w:sz w:val="16"/>
-                <w:szCs w:val="16"/>
+                <w:sz w:val="14"/>
+                <w:szCs w:val="14"/>
                 <w:bdr w:val="single" w:sz="2" w:space="0" w:color="E3E3E3" w:frame="1"/>
                 <w:lang w:eastAsia="ru-RU"/>
               </w:rPr>
@@ -2732,8 +2669,8 @@
               <w:rPr>
                 <w:rFonts w:eastAsia="Times New Roman" w:cstheme="minorHAnsi"/>
                 <w:color w:val="222222"/>
-                <w:sz w:val="16"/>
-                <w:szCs w:val="16"/>
+                <w:sz w:val="14"/>
+                <w:szCs w:val="14"/>
                 <w:bdr w:val="single" w:sz="2" w:space="0" w:color="E3E3E3" w:frame="1"/>
                 <w:lang w:eastAsia="ru-RU"/>
               </w:rPr>
@@ -2744,8 +2681,8 @@
               <w:rPr>
                 <w:rFonts w:eastAsia="Times New Roman" w:cstheme="minorHAnsi"/>
                 <w:color w:val="222222"/>
-                <w:sz w:val="16"/>
-                <w:szCs w:val="16"/>
+                <w:sz w:val="14"/>
+                <w:szCs w:val="14"/>
                 <w:bdr w:val="single" w:sz="2" w:space="0" w:color="E3E3E3" w:frame="1"/>
                 <w:lang w:eastAsia="ru-RU"/>
               </w:rPr>
@@ -2766,8 +2703,8 @@
               <w:rPr>
                 <w:rFonts w:eastAsia="Times New Roman" w:cstheme="minorHAnsi"/>
                 <w:color w:val="222222"/>
-                <w:sz w:val="16"/>
-                <w:szCs w:val="16"/>
+                <w:sz w:val="14"/>
+                <w:szCs w:val="14"/>
                 <w:lang w:val="en-US" w:eastAsia="ru-RU"/>
               </w:rPr>
             </w:pPr>
@@ -2776,8 +2713,8 @@
                 <w:rFonts w:eastAsia="Times New Roman" w:cstheme="minorHAnsi"/>
                 <w:bCs/>
                 <w:color w:val="222222"/>
-                <w:sz w:val="16"/>
-                <w:szCs w:val="16"/>
+                <w:sz w:val="14"/>
+                <w:szCs w:val="14"/>
                 <w:bdr w:val="single" w:sz="2" w:space="0" w:color="E3E3E3" w:frame="1"/>
                 <w:lang w:val="en-US" w:eastAsia="ru-RU"/>
               </w:rPr>
@@ -2789,8 +2726,8 @@
                 <w:rFonts w:eastAsia="Times New Roman" w:cstheme="minorHAnsi"/>
                 <w:bCs/>
                 <w:color w:val="222222"/>
-                <w:sz w:val="16"/>
-                <w:szCs w:val="16"/>
+                <w:sz w:val="14"/>
+                <w:szCs w:val="14"/>
                 <w:bdr w:val="single" w:sz="2" w:space="0" w:color="E3E3E3" w:frame="1"/>
                 <w:lang w:val="en-US" w:eastAsia="ru-RU"/>
               </w:rPr>
@@ -2802,8 +2739,8 @@
                 <w:rFonts w:eastAsia="Times New Roman" w:cstheme="minorHAnsi"/>
                 <w:bCs/>
                 <w:color w:val="222222"/>
-                <w:sz w:val="16"/>
-                <w:szCs w:val="16"/>
+                <w:sz w:val="14"/>
+                <w:szCs w:val="14"/>
                 <w:bdr w:val="single" w:sz="2" w:space="0" w:color="E3E3E3" w:frame="1"/>
                 <w:lang w:val="en-US" w:eastAsia="ru-RU"/>
               </w:rPr>
@@ -2813,8 +2750,8 @@
               <w:rPr>
                 <w:rFonts w:eastAsia="Times New Roman" w:cstheme="minorHAnsi"/>
                 <w:color w:val="222222"/>
-                <w:sz w:val="16"/>
-                <w:szCs w:val="16"/>
+                <w:sz w:val="14"/>
+                <w:szCs w:val="14"/>
                 <w:bdr w:val="single" w:sz="2" w:space="0" w:color="E3E3E3" w:frame="1"/>
                 <w:lang w:val="en-US" w:eastAsia="ru-RU"/>
               </w:rPr>
@@ -2840,8 +2777,8 @@
               <w:rPr>
                 <w:rFonts w:eastAsia="Times New Roman" w:cstheme="minorHAnsi"/>
                 <w:color w:val="222222"/>
-                <w:sz w:val="16"/>
-                <w:szCs w:val="16"/>
+                <w:sz w:val="14"/>
+                <w:szCs w:val="14"/>
                 <w:lang w:eastAsia="ru-RU"/>
               </w:rPr>
             </w:pPr>
@@ -2851,8 +2788,8 @@
                 <w:rFonts w:eastAsia="Times New Roman" w:cstheme="minorHAnsi"/>
                 <w:bCs/>
                 <w:color w:val="222222"/>
-                <w:sz w:val="16"/>
-                <w:szCs w:val="16"/>
+                <w:sz w:val="14"/>
+                <w:szCs w:val="14"/>
                 <w:bdr w:val="single" w:sz="2" w:space="0" w:color="E3E3E3" w:frame="1"/>
                 <w:lang w:eastAsia="ru-RU"/>
               </w:rPr>
@@ -2864,8 +2801,8 @@
                 <w:rFonts w:eastAsia="Times New Roman" w:cstheme="minorHAnsi"/>
                 <w:bCs/>
                 <w:color w:val="222222"/>
-                <w:sz w:val="16"/>
-                <w:szCs w:val="16"/>
+                <w:sz w:val="14"/>
+                <w:szCs w:val="14"/>
                 <w:bdr w:val="single" w:sz="2" w:space="0" w:color="E3E3E3" w:frame="1"/>
                 <w:lang w:eastAsia="ru-RU"/>
               </w:rPr>
@@ -2877,8 +2814,8 @@
                 <w:rFonts w:eastAsia="Times New Roman" w:cstheme="minorHAnsi"/>
                 <w:bCs/>
                 <w:color w:val="222222"/>
-                <w:sz w:val="16"/>
-                <w:szCs w:val="16"/>
+                <w:sz w:val="14"/>
+                <w:szCs w:val="14"/>
                 <w:bdr w:val="single" w:sz="2" w:space="0" w:color="E3E3E3" w:frame="1"/>
                 <w:lang w:eastAsia="ru-RU"/>
               </w:rPr>
@@ -2900,8 +2837,8 @@
               <w:rPr>
                 <w:rFonts w:eastAsia="Times New Roman" w:cstheme="minorHAnsi"/>
                 <w:color w:val="222222"/>
-                <w:sz w:val="16"/>
-                <w:szCs w:val="16"/>
+                <w:sz w:val="14"/>
+                <w:szCs w:val="14"/>
                 <w:lang w:val="en-US" w:eastAsia="ru-RU"/>
               </w:rPr>
             </w:pPr>
@@ -2910,8 +2847,8 @@
                 <w:rFonts w:eastAsia="Times New Roman" w:cstheme="minorHAnsi"/>
                 <w:bCs/>
                 <w:color w:val="222222"/>
-                <w:sz w:val="16"/>
-                <w:szCs w:val="16"/>
+                <w:sz w:val="14"/>
+                <w:szCs w:val="14"/>
                 <w:bdr w:val="single" w:sz="2" w:space="0" w:color="E3E3E3" w:frame="1"/>
                 <w:lang w:val="en-US" w:eastAsia="ru-RU"/>
               </w:rPr>
@@ -2921,8 +2858,8 @@
               <w:rPr>
                 <w:rFonts w:eastAsia="Times New Roman" w:cstheme="minorHAnsi"/>
                 <w:color w:val="222222"/>
-                <w:sz w:val="16"/>
-                <w:szCs w:val="16"/>
+                <w:sz w:val="14"/>
+                <w:szCs w:val="14"/>
                 <w:bdr w:val="single" w:sz="2" w:space="0" w:color="E3E3E3" w:frame="1"/>
                 <w:lang w:val="en-US" w:eastAsia="ru-RU"/>
               </w:rPr>
@@ -2943,8 +2880,8 @@
               <w:rPr>
                 <w:rFonts w:eastAsia="Times New Roman" w:cstheme="minorHAnsi"/>
                 <w:color w:val="222222"/>
-                <w:sz w:val="16"/>
-                <w:szCs w:val="16"/>
+                <w:sz w:val="14"/>
+                <w:szCs w:val="14"/>
                 <w:lang w:val="en-US" w:eastAsia="ru-RU"/>
               </w:rPr>
             </w:pPr>
@@ -2953,8 +2890,8 @@
                 <w:rFonts w:eastAsia="Times New Roman" w:cstheme="minorHAnsi"/>
                 <w:bCs/>
                 <w:color w:val="222222"/>
-                <w:sz w:val="16"/>
-                <w:szCs w:val="16"/>
+                <w:sz w:val="14"/>
+                <w:szCs w:val="14"/>
                 <w:bdr w:val="single" w:sz="2" w:space="0" w:color="E3E3E3" w:frame="1"/>
                 <w:lang w:val="en-US" w:eastAsia="ru-RU"/>
               </w:rPr>
@@ -2964,8 +2901,8 @@
               <w:rPr>
                 <w:rFonts w:eastAsia="Times New Roman" w:cstheme="minorHAnsi"/>
                 <w:color w:val="222222"/>
-                <w:sz w:val="16"/>
-                <w:szCs w:val="16"/>
+                <w:sz w:val="14"/>
+                <w:szCs w:val="14"/>
                 <w:bdr w:val="single" w:sz="2" w:space="0" w:color="E3E3E3" w:frame="1"/>
                 <w:lang w:val="en-US" w:eastAsia="ru-RU"/>
               </w:rPr>
@@ -2991,8 +2928,8 @@
               <w:rPr>
                 <w:rFonts w:eastAsia="Times New Roman" w:cstheme="minorHAnsi"/>
                 <w:color w:val="222222"/>
-                <w:sz w:val="16"/>
-                <w:szCs w:val="16"/>
+                <w:sz w:val="14"/>
+                <w:szCs w:val="14"/>
                 <w:lang w:eastAsia="ru-RU"/>
               </w:rPr>
             </w:pPr>
@@ -3002,8 +2939,8 @@
                 <w:rFonts w:eastAsia="Times New Roman" w:cstheme="minorHAnsi"/>
                 <w:bCs/>
                 <w:color w:val="222222"/>
-                <w:sz w:val="16"/>
-                <w:szCs w:val="16"/>
+                <w:sz w:val="14"/>
+                <w:szCs w:val="14"/>
                 <w:bdr w:val="single" w:sz="2" w:space="0" w:color="E3E3E3" w:frame="1"/>
                 <w:lang w:eastAsia="ru-RU"/>
               </w:rPr>
@@ -3015,8 +2952,8 @@
                 <w:rFonts w:eastAsia="Times New Roman" w:cstheme="minorHAnsi"/>
                 <w:bCs/>
                 <w:color w:val="222222"/>
-                <w:sz w:val="16"/>
-                <w:szCs w:val="16"/>
+                <w:sz w:val="14"/>
+                <w:szCs w:val="14"/>
                 <w:bdr w:val="single" w:sz="2" w:space="0" w:color="E3E3E3" w:frame="1"/>
                 <w:lang w:eastAsia="ru-RU"/>
               </w:rPr>
@@ -3028,8 +2965,8 @@
                 <w:rFonts w:eastAsia="Times New Roman" w:cstheme="minorHAnsi"/>
                 <w:bCs/>
                 <w:color w:val="222222"/>
-                <w:sz w:val="16"/>
-                <w:szCs w:val="16"/>
+                <w:sz w:val="14"/>
+                <w:szCs w:val="14"/>
                 <w:bdr w:val="single" w:sz="2" w:space="0" w:color="E3E3E3" w:frame="1"/>
                 <w:lang w:eastAsia="ru-RU"/>
               </w:rPr>
@@ -3051,8 +2988,8 @@
               <w:rPr>
                 <w:rFonts w:eastAsia="Times New Roman" w:cstheme="minorHAnsi"/>
                 <w:color w:val="222222"/>
-                <w:sz w:val="16"/>
-                <w:szCs w:val="16"/>
+                <w:sz w:val="14"/>
+                <w:szCs w:val="14"/>
                 <w:lang w:val="en-US" w:eastAsia="ru-RU"/>
               </w:rPr>
             </w:pPr>
@@ -3061,8 +2998,8 @@
                 <w:rFonts w:eastAsia="Times New Roman" w:cstheme="minorHAnsi"/>
                 <w:bCs/>
                 <w:color w:val="222222"/>
-                <w:sz w:val="16"/>
-                <w:szCs w:val="16"/>
+                <w:sz w:val="14"/>
+                <w:szCs w:val="14"/>
                 <w:bdr w:val="single" w:sz="2" w:space="0" w:color="E3E3E3" w:frame="1"/>
                 <w:lang w:val="en-US" w:eastAsia="ru-RU"/>
               </w:rPr>
@@ -3072,8 +3009,8 @@
               <w:rPr>
                 <w:rFonts w:eastAsia="Times New Roman" w:cstheme="minorHAnsi"/>
                 <w:color w:val="222222"/>
-                <w:sz w:val="16"/>
-                <w:szCs w:val="16"/>
+                <w:sz w:val="14"/>
+                <w:szCs w:val="14"/>
                 <w:bdr w:val="single" w:sz="2" w:space="0" w:color="E3E3E3" w:frame="1"/>
                 <w:lang w:val="en-US" w:eastAsia="ru-RU"/>
               </w:rPr>
@@ -3094,8 +3031,8 @@
               <w:rPr>
                 <w:rFonts w:eastAsia="Times New Roman" w:cstheme="minorHAnsi"/>
                 <w:color w:val="222222"/>
-                <w:sz w:val="16"/>
-                <w:szCs w:val="16"/>
+                <w:sz w:val="14"/>
+                <w:szCs w:val="14"/>
                 <w:lang w:val="en-US" w:eastAsia="ru-RU"/>
               </w:rPr>
             </w:pPr>
@@ -3104,8 +3041,8 @@
                 <w:rFonts w:eastAsia="Times New Roman" w:cstheme="minorHAnsi"/>
                 <w:bCs/>
                 <w:color w:val="222222"/>
-                <w:sz w:val="16"/>
-                <w:szCs w:val="16"/>
+                <w:sz w:val="14"/>
+                <w:szCs w:val="14"/>
                 <w:bdr w:val="single" w:sz="2" w:space="0" w:color="E3E3E3" w:frame="1"/>
                 <w:lang w:val="en-US" w:eastAsia="ru-RU"/>
               </w:rPr>
@@ -3115,8 +3052,8 @@
               <w:rPr>
                 <w:rFonts w:eastAsia="Times New Roman" w:cstheme="minorHAnsi"/>
                 <w:color w:val="222222"/>
-                <w:sz w:val="16"/>
-                <w:szCs w:val="16"/>
+                <w:sz w:val="14"/>
+                <w:szCs w:val="14"/>
                 <w:bdr w:val="single" w:sz="2" w:space="0" w:color="E3E3E3" w:frame="1"/>
                 <w:lang w:val="en-US" w:eastAsia="ru-RU"/>
               </w:rPr>
@@ -3128,8 +3065,8 @@
                 <w:i/>
                 <w:iCs/>
                 <w:color w:val="222222"/>
-                <w:sz w:val="16"/>
-                <w:szCs w:val="16"/>
+                <w:sz w:val="14"/>
+                <w:szCs w:val="14"/>
                 <w:bdr w:val="single" w:sz="2" w:space="0" w:color="E3E3E3" w:frame="1"/>
                 <w:lang w:val="en-US" w:eastAsia="ru-RU"/>
               </w:rPr>
@@ -3139,8 +3076,8 @@
               <w:rPr>
                 <w:rFonts w:eastAsia="Times New Roman" w:cstheme="minorHAnsi"/>
                 <w:color w:val="222222"/>
-                <w:sz w:val="16"/>
-                <w:szCs w:val="16"/>
+                <w:sz w:val="14"/>
+                <w:szCs w:val="14"/>
                 <w:bdr w:val="single" w:sz="2" w:space="0" w:color="E3E3E3" w:frame="1"/>
                 <w:lang w:val="en-US" w:eastAsia="ru-RU"/>
               </w:rPr>
@@ -3166,8 +3103,8 @@
               <w:rPr>
                 <w:rFonts w:eastAsia="Times New Roman" w:cstheme="minorHAnsi"/>
                 <w:color w:val="222222"/>
-                <w:sz w:val="16"/>
-                <w:szCs w:val="16"/>
+                <w:sz w:val="14"/>
+                <w:szCs w:val="14"/>
                 <w:lang w:eastAsia="ru-RU"/>
               </w:rPr>
             </w:pPr>
@@ -3177,8 +3114,8 @@
                 <w:rFonts w:eastAsia="Times New Roman" w:cstheme="minorHAnsi"/>
                 <w:bCs/>
                 <w:color w:val="222222"/>
-                <w:sz w:val="16"/>
-                <w:szCs w:val="16"/>
+                <w:sz w:val="14"/>
+                <w:szCs w:val="14"/>
                 <w:bdr w:val="single" w:sz="2" w:space="0" w:color="E3E3E3" w:frame="1"/>
                 <w:lang w:eastAsia="ru-RU"/>
               </w:rPr>
@@ -3190,8 +3127,8 @@
                 <w:rFonts w:eastAsia="Times New Roman" w:cstheme="minorHAnsi"/>
                 <w:bCs/>
                 <w:color w:val="222222"/>
-                <w:sz w:val="16"/>
-                <w:szCs w:val="16"/>
+                <w:sz w:val="14"/>
+                <w:szCs w:val="14"/>
                 <w:bdr w:val="single" w:sz="2" w:space="0" w:color="E3E3E3" w:frame="1"/>
                 <w:lang w:eastAsia="ru-RU"/>
               </w:rPr>
@@ -3203,8 +3140,8 @@
                 <w:rFonts w:eastAsia="Times New Roman" w:cstheme="minorHAnsi"/>
                 <w:bCs/>
                 <w:color w:val="222222"/>
-                <w:sz w:val="16"/>
-                <w:szCs w:val="16"/>
+                <w:sz w:val="14"/>
+                <w:szCs w:val="14"/>
                 <w:bdr w:val="single" w:sz="2" w:space="0" w:color="E3E3E3" w:frame="1"/>
                 <w:lang w:eastAsia="ru-RU"/>
               </w:rPr>
@@ -3226,8 +3163,8 @@
               <w:rPr>
                 <w:rFonts w:eastAsia="Times New Roman" w:cstheme="minorHAnsi"/>
                 <w:color w:val="222222"/>
-                <w:sz w:val="16"/>
-                <w:szCs w:val="16"/>
+                <w:sz w:val="14"/>
+                <w:szCs w:val="14"/>
                 <w:lang w:val="en-US" w:eastAsia="ru-RU"/>
               </w:rPr>
             </w:pPr>
@@ -3236,8 +3173,8 @@
                 <w:rFonts w:eastAsia="Times New Roman" w:cstheme="minorHAnsi"/>
                 <w:bCs/>
                 <w:color w:val="222222"/>
-                <w:sz w:val="16"/>
-                <w:szCs w:val="16"/>
+                <w:sz w:val="14"/>
+                <w:szCs w:val="14"/>
                 <w:bdr w:val="single" w:sz="2" w:space="0" w:color="E3E3E3" w:frame="1"/>
                 <w:lang w:val="en-US" w:eastAsia="ru-RU"/>
               </w:rPr>
@@ -3247,8 +3184,8 @@
               <w:rPr>
                 <w:rFonts w:eastAsia="Times New Roman" w:cstheme="minorHAnsi"/>
                 <w:color w:val="222222"/>
-                <w:sz w:val="16"/>
-                <w:szCs w:val="16"/>
+                <w:sz w:val="14"/>
+                <w:szCs w:val="14"/>
                 <w:bdr w:val="single" w:sz="2" w:space="0" w:color="E3E3E3" w:frame="1"/>
                 <w:lang w:val="en-US" w:eastAsia="ru-RU"/>
               </w:rPr>
@@ -3269,8 +3206,8 @@
               <w:rPr>
                 <w:rFonts w:eastAsia="Times New Roman" w:cstheme="minorHAnsi"/>
                 <w:color w:val="222222"/>
-                <w:sz w:val="16"/>
-                <w:szCs w:val="16"/>
+                <w:sz w:val="14"/>
+                <w:szCs w:val="14"/>
                 <w:lang w:val="en-US" w:eastAsia="ru-RU"/>
               </w:rPr>
             </w:pPr>
@@ -3279,8 +3216,8 @@
                 <w:rFonts w:eastAsia="Times New Roman" w:cstheme="minorHAnsi"/>
                 <w:bCs/>
                 <w:color w:val="222222"/>
-                <w:sz w:val="16"/>
-                <w:szCs w:val="16"/>
+                <w:sz w:val="14"/>
+                <w:szCs w:val="14"/>
                 <w:bdr w:val="single" w:sz="2" w:space="0" w:color="E3E3E3" w:frame="1"/>
                 <w:lang w:val="en-US" w:eastAsia="ru-RU"/>
               </w:rPr>
@@ -3290,8 +3227,8 @@
               <w:rPr>
                 <w:rFonts w:eastAsia="Times New Roman" w:cstheme="minorHAnsi"/>
                 <w:color w:val="222222"/>
-                <w:sz w:val="16"/>
-                <w:szCs w:val="16"/>
+                <w:sz w:val="14"/>
+                <w:szCs w:val="14"/>
                 <w:bdr w:val="single" w:sz="2" w:space="0" w:color="E3E3E3" w:frame="1"/>
                 <w:lang w:val="en-US" w:eastAsia="ru-RU"/>
               </w:rPr>
@@ -3302,8 +3239,8 @@
               <w:rPr>
                 <w:rFonts w:eastAsia="Times New Roman" w:cstheme="minorHAnsi"/>
                 <w:color w:val="222222"/>
-                <w:sz w:val="16"/>
-                <w:szCs w:val="16"/>
+                <w:sz w:val="14"/>
+                <w:szCs w:val="14"/>
                 <w:bdr w:val="single" w:sz="2" w:space="0" w:color="E3E3E3" w:frame="1"/>
                 <w:lang w:val="en-US" w:eastAsia="ru-RU"/>
               </w:rPr>
@@ -3314,8 +3251,8 @@
               <w:rPr>
                 <w:rFonts w:eastAsia="Times New Roman" w:cstheme="minorHAnsi"/>
                 <w:color w:val="222222"/>
-                <w:sz w:val="16"/>
-                <w:szCs w:val="16"/>
+                <w:sz w:val="14"/>
+                <w:szCs w:val="14"/>
                 <w:bdr w:val="single" w:sz="2" w:space="0" w:color="E3E3E3" w:frame="1"/>
                 <w:lang w:val="en-US" w:eastAsia="ru-RU"/>
               </w:rPr>
@@ -3341,8 +3278,8 @@
               <w:rPr>
                 <w:rFonts w:eastAsia="Times New Roman" w:cstheme="minorHAnsi"/>
                 <w:color w:val="222222"/>
-                <w:sz w:val="16"/>
-                <w:szCs w:val="16"/>
+                <w:sz w:val="14"/>
+                <w:szCs w:val="14"/>
                 <w:lang w:eastAsia="ru-RU"/>
               </w:rPr>
             </w:pPr>
@@ -3352,8 +3289,8 @@
                 <w:rFonts w:eastAsia="Times New Roman" w:cstheme="minorHAnsi"/>
                 <w:bCs/>
                 <w:color w:val="222222"/>
-                <w:sz w:val="16"/>
-                <w:szCs w:val="16"/>
+                <w:sz w:val="14"/>
+                <w:szCs w:val="14"/>
                 <w:bdr w:val="single" w:sz="2" w:space="0" w:color="E3E3E3" w:frame="1"/>
                 <w:lang w:eastAsia="ru-RU"/>
               </w:rPr>
@@ -3365,8 +3302,8 @@
                 <w:rFonts w:eastAsia="Times New Roman" w:cstheme="minorHAnsi"/>
                 <w:bCs/>
                 <w:color w:val="222222"/>
-                <w:sz w:val="16"/>
-                <w:szCs w:val="16"/>
+                <w:sz w:val="14"/>
+                <w:szCs w:val="14"/>
                 <w:bdr w:val="single" w:sz="2" w:space="0" w:color="E3E3E3" w:frame="1"/>
                 <w:lang w:eastAsia="ru-RU"/>
               </w:rPr>
@@ -3378,8 +3315,8 @@
                 <w:rFonts w:eastAsia="Times New Roman" w:cstheme="minorHAnsi"/>
                 <w:bCs/>
                 <w:color w:val="222222"/>
-                <w:sz w:val="16"/>
-                <w:szCs w:val="16"/>
+                <w:sz w:val="14"/>
+                <w:szCs w:val="14"/>
                 <w:bdr w:val="single" w:sz="2" w:space="0" w:color="E3E3E3" w:frame="1"/>
                 <w:lang w:eastAsia="ru-RU"/>
               </w:rPr>
@@ -3401,8 +3338,8 @@
               <w:rPr>
                 <w:rFonts w:eastAsia="Times New Roman" w:cstheme="minorHAnsi"/>
                 <w:color w:val="222222"/>
-                <w:sz w:val="16"/>
-                <w:szCs w:val="16"/>
+                <w:sz w:val="14"/>
+                <w:szCs w:val="14"/>
                 <w:lang w:val="en-US" w:eastAsia="ru-RU"/>
               </w:rPr>
             </w:pPr>
@@ -3411,8 +3348,8 @@
                 <w:rFonts w:eastAsia="Times New Roman" w:cstheme="minorHAnsi"/>
                 <w:bCs/>
                 <w:color w:val="222222"/>
-                <w:sz w:val="16"/>
-                <w:szCs w:val="16"/>
+                <w:sz w:val="14"/>
+                <w:szCs w:val="14"/>
                 <w:bdr w:val="single" w:sz="2" w:space="0" w:color="E3E3E3" w:frame="1"/>
                 <w:lang w:val="en-US" w:eastAsia="ru-RU"/>
               </w:rPr>
@@ -3422,8 +3359,8 @@
               <w:rPr>
                 <w:rFonts w:eastAsia="Times New Roman" w:cstheme="minorHAnsi"/>
                 <w:color w:val="222222"/>
-                <w:sz w:val="16"/>
-                <w:szCs w:val="16"/>
+                <w:sz w:val="14"/>
+                <w:szCs w:val="14"/>
                 <w:bdr w:val="single" w:sz="2" w:space="0" w:color="E3E3E3" w:frame="1"/>
                 <w:lang w:val="en-US" w:eastAsia="ru-RU"/>
               </w:rPr>
@@ -3444,8 +3381,8 @@
               <w:rPr>
                 <w:rFonts w:eastAsia="Times New Roman" w:cstheme="minorHAnsi"/>
                 <w:color w:val="222222"/>
-                <w:sz w:val="16"/>
-                <w:szCs w:val="16"/>
+                <w:sz w:val="14"/>
+                <w:szCs w:val="14"/>
                 <w:lang w:val="en-US" w:eastAsia="ru-RU"/>
               </w:rPr>
             </w:pPr>
@@ -3454,8 +3391,8 @@
                 <w:rFonts w:eastAsia="Times New Roman" w:cstheme="minorHAnsi"/>
                 <w:bCs/>
                 <w:color w:val="222222"/>
-                <w:sz w:val="16"/>
-                <w:szCs w:val="16"/>
+                <w:sz w:val="14"/>
+                <w:szCs w:val="14"/>
                 <w:bdr w:val="single" w:sz="2" w:space="0" w:color="E3E3E3" w:frame="1"/>
                 <w:lang w:val="en-US" w:eastAsia="ru-RU"/>
               </w:rPr>
@@ -3465,8 +3402,8 @@
               <w:rPr>
                 <w:rFonts w:eastAsia="Times New Roman" w:cstheme="minorHAnsi"/>
                 <w:color w:val="222222"/>
-                <w:sz w:val="16"/>
-                <w:szCs w:val="16"/>
+                <w:sz w:val="14"/>
+                <w:szCs w:val="14"/>
                 <w:bdr w:val="single" w:sz="2" w:space="0" w:color="E3E3E3" w:frame="1"/>
                 <w:lang w:val="en-US" w:eastAsia="ru-RU"/>
               </w:rPr>
@@ -3492,8 +3429,8 @@
               <w:rPr>
                 <w:rFonts w:eastAsia="Times New Roman" w:cstheme="minorHAnsi"/>
                 <w:color w:val="222222"/>
-                <w:sz w:val="16"/>
-                <w:szCs w:val="16"/>
+                <w:sz w:val="14"/>
+                <w:szCs w:val="14"/>
                 <w:lang w:eastAsia="ru-RU"/>
               </w:rPr>
             </w:pPr>
@@ -3503,8 +3440,8 @@
                 <w:rFonts w:eastAsia="Times New Roman" w:cstheme="minorHAnsi"/>
                 <w:bCs/>
                 <w:color w:val="222222"/>
-                <w:sz w:val="16"/>
-                <w:szCs w:val="16"/>
+                <w:sz w:val="14"/>
+                <w:szCs w:val="14"/>
                 <w:bdr w:val="single" w:sz="2" w:space="0" w:color="E3E3E3" w:frame="1"/>
                 <w:lang w:eastAsia="ru-RU"/>
               </w:rPr>
@@ -3516,8 +3453,8 @@
                 <w:rFonts w:eastAsia="Times New Roman" w:cstheme="minorHAnsi"/>
                 <w:bCs/>
                 <w:color w:val="222222"/>
-                <w:sz w:val="16"/>
-                <w:szCs w:val="16"/>
+                <w:sz w:val="14"/>
+                <w:szCs w:val="14"/>
                 <w:bdr w:val="single" w:sz="2" w:space="0" w:color="E3E3E3" w:frame="1"/>
                 <w:lang w:eastAsia="ru-RU"/>
               </w:rPr>
@@ -3529,8 +3466,8 @@
                 <w:rFonts w:eastAsia="Times New Roman" w:cstheme="minorHAnsi"/>
                 <w:bCs/>
                 <w:color w:val="222222"/>
-                <w:sz w:val="16"/>
-                <w:szCs w:val="16"/>
+                <w:sz w:val="14"/>
+                <w:szCs w:val="14"/>
                 <w:bdr w:val="single" w:sz="2" w:space="0" w:color="E3E3E3" w:frame="1"/>
                 <w:lang w:eastAsia="ru-RU"/>
               </w:rPr>
@@ -3552,8 +3489,8 @@
               <w:rPr>
                 <w:rFonts w:eastAsia="Times New Roman" w:cstheme="minorHAnsi"/>
                 <w:color w:val="222222"/>
-                <w:sz w:val="16"/>
-                <w:szCs w:val="16"/>
+                <w:sz w:val="14"/>
+                <w:szCs w:val="14"/>
                 <w:lang w:val="en-US" w:eastAsia="ru-RU"/>
               </w:rPr>
             </w:pPr>
@@ -3563,8 +3500,8 @@
                 <w:rFonts w:eastAsia="Times New Roman" w:cstheme="minorHAnsi"/>
                 <w:bCs/>
                 <w:color w:val="222222"/>
-                <w:sz w:val="16"/>
-                <w:szCs w:val="16"/>
+                <w:sz w:val="14"/>
+                <w:szCs w:val="14"/>
                 <w:bdr w:val="single" w:sz="2" w:space="0" w:color="E3E3E3" w:frame="1"/>
                 <w:lang w:val="en-US" w:eastAsia="ru-RU"/>
               </w:rPr>
@@ -3576,8 +3513,8 @@
                 <w:rFonts w:eastAsia="Times New Roman" w:cstheme="minorHAnsi"/>
                 <w:bCs/>
                 <w:color w:val="222222"/>
-                <w:sz w:val="16"/>
-                <w:szCs w:val="16"/>
+                <w:sz w:val="14"/>
+                <w:szCs w:val="14"/>
                 <w:bdr w:val="single" w:sz="2" w:space="0" w:color="E3E3E3" w:frame="1"/>
                 <w:lang w:val="en-US" w:eastAsia="ru-RU"/>
               </w:rPr>
@@ -3587,8 +3524,8 @@
               <w:rPr>
                 <w:rFonts w:eastAsia="Times New Roman" w:cstheme="minorHAnsi"/>
                 <w:color w:val="222222"/>
-                <w:sz w:val="16"/>
-                <w:szCs w:val="16"/>
+                <w:sz w:val="14"/>
+                <w:szCs w:val="14"/>
                 <w:bdr w:val="single" w:sz="2" w:space="0" w:color="E3E3E3" w:frame="1"/>
                 <w:lang w:val="en-US" w:eastAsia="ru-RU"/>
               </w:rPr>
@@ -3609,8 +3546,8 @@
               <w:rPr>
                 <w:rFonts w:eastAsia="Times New Roman" w:cstheme="minorHAnsi"/>
                 <w:color w:val="222222"/>
-                <w:sz w:val="16"/>
-                <w:szCs w:val="16"/>
+                <w:sz w:val="14"/>
+                <w:szCs w:val="14"/>
                 <w:lang w:val="en-US" w:eastAsia="ru-RU"/>
               </w:rPr>
             </w:pPr>
@@ -3619,8 +3556,8 @@
                 <w:rFonts w:eastAsia="Times New Roman" w:cstheme="minorHAnsi"/>
                 <w:bCs/>
                 <w:color w:val="222222"/>
-                <w:sz w:val="16"/>
-                <w:szCs w:val="16"/>
+                <w:sz w:val="14"/>
+                <w:szCs w:val="14"/>
                 <w:bdr w:val="single" w:sz="2" w:space="0" w:color="E3E3E3" w:frame="1"/>
                 <w:lang w:val="en-US" w:eastAsia="ru-RU"/>
               </w:rPr>
@@ -3630,8 +3567,8 @@
               <w:rPr>
                 <w:rFonts w:eastAsia="Times New Roman" w:cstheme="minorHAnsi"/>
                 <w:color w:val="222222"/>
-                <w:sz w:val="16"/>
-                <w:szCs w:val="16"/>
+                <w:sz w:val="14"/>
+                <w:szCs w:val="14"/>
                 <w:bdr w:val="single" w:sz="2" w:space="0" w:color="E3E3E3" w:frame="1"/>
                 <w:lang w:val="en-US" w:eastAsia="ru-RU"/>
               </w:rPr>
@@ -3643,13 +3580,6 @@
     </w:tbl>
     <w:p>
       <w:pPr>
-        <w:rPr>
-          <w:lang w:val="en-US"/>
-        </w:rPr>
-      </w:pPr>
-    </w:p>
-    <w:p>
-      <w:pPr>
         <w:jc w:val="both"/>
         <w:rPr>
           <w:lang w:val="en-US"/>
@@ -3751,27 +3681,27 @@
         <w:rPr>
           <w:lang w:val="en-US"/>
         </w:rPr>
+        <w:t>a)</w:t>
+      </w:r>
+      <w:r>
+        <w:rPr>
+          <w:lang w:val="en-US"/>
+        </w:rPr>
+        <w:t xml:space="preserve"> Risk Mitigation (Avoided Catastrophic Costs)</w:t>
+      </w:r>
+    </w:p>
+    <w:p>
+      <w:pPr>
+        <w:jc w:val="both"/>
+        <w:rPr>
+          <w:lang w:val="en-US"/>
+        </w:rPr>
+      </w:pPr>
+      <w:r>
+        <w:rPr>
+          <w:lang w:val="en-US"/>
+        </w:rPr>
         <w:lastRenderedPageBreak/>
-        <w:t>a)</w:t>
-      </w:r>
-      <w:r>
-        <w:rPr>
-          <w:lang w:val="en-US"/>
-        </w:rPr>
-        <w:t xml:space="preserve"> Risk Mitigation (Avoided Catastrophic Costs)</w:t>
-      </w:r>
-    </w:p>
-    <w:p>
-      <w:pPr>
-        <w:jc w:val="both"/>
-        <w:rPr>
-          <w:lang w:val="en-US"/>
-        </w:rPr>
-      </w:pPr>
-      <w:r>
-        <w:rPr>
-          <w:lang w:val="en-US"/>
-        </w:rPr>
         <w:t xml:space="preserve">Spill Cleanup </w:t>
       </w:r>
       <w:r>
@@ -4090,51 +4020,51 @@
         <w:rPr>
           <w:lang w:val="en-US"/>
         </w:rPr>
+        <w:t>1</w:t>
+      </w:r>
+      <w:r>
+        <w:rPr>
+          <w:lang w:val="en-US"/>
+        </w:rPr>
+        <w:t>2</w:t>
+      </w:r>
+      <w:r>
+        <w:rPr>
+          <w:lang w:val="en-US"/>
+        </w:rPr>
+        <w:t>.</w:t>
+      </w:r>
+      <w:r>
+        <w:rPr>
+          <w:lang w:val="en-US"/>
+        </w:rPr>
+        <w:t xml:space="preserve"> Honest Limitations </w:t>
+      </w:r>
+      <w:r>
+        <w:rPr>
+          <w:lang w:val="en-US"/>
+        </w:rPr>
+        <w:t>and</w:t>
+      </w:r>
+      <w:r>
+        <w:rPr>
+          <w:lang w:val="en-US"/>
+        </w:rPr>
+        <w:t xml:space="preserve"> Reality Check</w:t>
+      </w:r>
+    </w:p>
+    <w:p>
+      <w:pPr>
+        <w:jc w:val="both"/>
+        <w:rPr>
+          <w:lang w:val="en-US"/>
+        </w:rPr>
+      </w:pPr>
+      <w:r>
+        <w:rPr>
+          <w:lang w:val="en-US"/>
+        </w:rPr>
         <w:lastRenderedPageBreak/>
-        <w:t>1</w:t>
-      </w:r>
-      <w:r>
-        <w:rPr>
-          <w:lang w:val="en-US"/>
-        </w:rPr>
-        <w:t>2</w:t>
-      </w:r>
-      <w:r>
-        <w:rPr>
-          <w:lang w:val="en-US"/>
-        </w:rPr>
-        <w:t>.</w:t>
-      </w:r>
-      <w:r>
-        <w:rPr>
-          <w:lang w:val="en-US"/>
-        </w:rPr>
-        <w:t xml:space="preserve"> Honest Limitations </w:t>
-      </w:r>
-      <w:r>
-        <w:rPr>
-          <w:lang w:val="en-US"/>
-        </w:rPr>
-        <w:t>and</w:t>
-      </w:r>
-      <w:r>
-        <w:rPr>
-          <w:lang w:val="en-US"/>
-        </w:rPr>
-        <w:t xml:space="preserve"> Reality Check</w:t>
-      </w:r>
-    </w:p>
-    <w:p>
-      <w:pPr>
-        <w:jc w:val="both"/>
-        <w:rPr>
-          <w:lang w:val="en-US"/>
-        </w:rPr>
-      </w:pPr>
-      <w:r>
-        <w:rPr>
-          <w:lang w:val="en-US"/>
-        </w:rPr>
         <w:t>For the sake of complete objectivity, it is worth noting the real obstacles our platform might face compared to entrenched competitors:</w:t>
       </w:r>
     </w:p>
@@ -4427,14 +4357,14 @@
         </w:rPr>
         <w:t xml:space="preserve"> The pipeline begins in Lockport, Illinois, where it connects to the Enbridge Lakehead system, and extends to the Patoka terminal, also in Illinois. It is primarily designed to transport heavy crude oil. Pipe diameter is 18 inches. The initial design capacity was approximately 91,000 barrels per day (bpd), with 88,000 bpd committed to specific shipments.</w:t>
       </w:r>
-    </w:p>
-    <w:p>
-      <w:pPr>
-        <w:jc w:val="both"/>
-        <w:rPr>
-          <w:lang w:val="en-US"/>
-        </w:rPr>
-      </w:pPr>
+      <w:r>
+        <w:rPr>
+          <w:lang w:val="en-US"/>
+        </w:rPr>
+        <w:t xml:space="preserve"> </w:t>
+      </w:r>
+      <w:bookmarkStart w:id="0" w:name="_GoBack"/>
+      <w:bookmarkEnd w:id="0"/>
       <w:r>
         <w:rPr>
           <w:lang w:val="en-US"/>
@@ -4573,14 +4503,7 @@
         <w:rPr>
           <w:lang w:val="en-US"/>
         </w:rPr>
-        <w:t xml:space="preserve">) hold the current market share due to legacy contracts, our platform represents the next generation (Industry 4.0/5.0) of pipeline integrity. It is perfectly positioned to be pitched not as a </w:t>
-      </w:r>
-      <w:r>
-        <w:rPr>
-          <w:lang w:val="en-US"/>
-        </w:rPr>
-        <w:lastRenderedPageBreak/>
-        <w:t>replacement for the base SCADA, but as the advanced AI overlay that operators are desperately seeking to meet modern ESG, safety, and efficiency mandates.</w:t>
+        <w:t>) hold the current market share due to legacy contracts, our platform represents the next generation (Industry 4.0/5.0) of pipeline integrity. It is perfectly positioned to be pitched not as a replacement for the base SCADA, but as the advanced AI overlay that operators are desperately seeking to meet modern ESG, safety, and efficiency mandates.</w:t>
       </w:r>
     </w:p>
     <w:p>
@@ -4687,7 +4610,7 @@
           <w:rPr>
             <w:noProof/>
           </w:rPr>
-          <w:t>3</w:t>
+          <w:t>7</w:t>
         </w:r>
         <w:r>
           <w:fldChar w:fldCharType="end"/>
